--- a/Semana_3/ProyectoSemana3.docx
+++ b/Semana_3/ProyectoSemana3.docx
@@ -2,101 +2,1062 @@
 <file path=word/document.xml><?xml version="1.0" encoding="utf-8"?>
 <w:document xmlns:wpc="http://schemas.microsoft.com/office/word/2010/wordprocessingCanvas" xmlns:cx="http://schemas.microsoft.com/office/drawing/2014/chartex" xmlns:cx1="http://schemas.microsoft.com/office/drawing/2015/9/8/chartex" xmlns:cx2="http://schemas.microsoft.com/office/drawing/2015/10/21/chartex" xmlns:cx3="http://schemas.microsoft.com/office/drawing/2016/5/9/chartex" xmlns:cx4="http://schemas.microsoft.com/office/drawing/2016/5/10/chartex" xmlns:cx5="http://schemas.microsoft.com/office/drawing/2016/5/11/chartex" xmlns:cx6="http://schemas.microsoft.com/office/drawing/2016/5/12/chartex" xmlns:cx7="http://schemas.microsoft.com/office/drawing/2016/5/13/chartex" xmlns:cx8="http://schemas.microsoft.com/office/drawing/2016/5/14/chartex" xmlns:mc="http://schemas.openxmlformats.org/markup-compatibility/2006" xmlns:aink="http://schemas.microsoft.com/office/drawing/2016/ink" xmlns:am3d="http://schemas.microsoft.com/office/drawing/2017/model3d" xmlns:o="urn:schemas-microsoft-com:office:office" xmlns:r="http://schemas.openxmlformats.org/officeDocument/2006/relationships" xmlns:m="http://schemas.openxmlformats.org/officeDocument/2006/math" xmlns:v="urn:schemas-microsoft-com:vml" xmlns:wp14="http://schemas.microsoft.com/office/word/2010/wordprocessingDrawing" xmlns:wp="http://schemas.openxmlformats.org/drawingml/2006/wordprocessingDrawing" xmlns:w10="urn:schemas-microsoft-com:office:word" xmlns:w="http://schemas.openxmlformats.org/wordprocessingml/2006/main" xmlns:w14="http://schemas.microsoft.com/office/word/2010/wordml" xmlns:w15="http://schemas.microsoft.com/office/word/2012/wordml" xmlns:w16cex="http://schemas.microsoft.com/office/word/2018/wordml/cex" xmlns:w16cid="http://schemas.microsoft.com/office/word/2016/wordml/cid" xmlns:w16="http://schemas.microsoft.com/office/word/2018/wordml" xmlns:w16se="http://schemas.microsoft.com/office/word/2015/wordml/symex" xmlns:wpg="http://schemas.microsoft.com/office/word/2010/wordprocessingGroup" xmlns:wpi="http://schemas.microsoft.com/office/word/2010/wordprocessingInk" xmlns:wne="http://schemas.microsoft.com/office/word/2006/wordml" xmlns:wps="http://schemas.microsoft.com/office/word/2010/wordprocessingShape" mc:Ignorable="w14 w15 w16se w16cid w16 w16cex wp14">
   <w:body>
-    <w:p>
-      <w:r>
-        <w:t xml:space="preserve">Human </w:t>
-      </w:r>
-      <w:proofErr w:type="spellStart"/>
-      <w:r>
-        <w:t>Activity</w:t>
-      </w:r>
-      <w:proofErr w:type="spellEnd"/>
-      <w:r>
-        <w:t xml:space="preserve"> </w:t>
-      </w:r>
-      <w:proofErr w:type="spellStart"/>
-      <w:r>
-        <w:t>Recognition</w:t>
-      </w:r>
-      <w:proofErr w:type="spellEnd"/>
-      <w:r>
-        <w:t xml:space="preserve"> </w:t>
-      </w:r>
-      <w:proofErr w:type="spellStart"/>
-      <w:r>
-        <w:t>Using</w:t>
-      </w:r>
-      <w:proofErr w:type="spellEnd"/>
-      <w:r>
-        <w:t xml:space="preserve"> Smartphones</w:t>
-      </w:r>
-    </w:p>
-    <w:p>
-      <w:hyperlink r:id="rId4" w:history="1">
-        <w:r>
-          <w:rPr>
-            <w:rStyle w:val="Hipervnculo"/>
-          </w:rPr>
-          <w:t>https://archive.ics.uci.edu/dataset/240/human+activity+recognition+using+smartphones</w:t>
-        </w:r>
-      </w:hyperlink>
-    </w:p>
-    <w:p>
-      <w:r>
-        <w:t xml:space="preserve">MIT-BIH </w:t>
-      </w:r>
-      <w:proofErr w:type="spellStart"/>
-      <w:r>
-        <w:t>Arrhythmia</w:t>
-      </w:r>
-      <w:proofErr w:type="spellEnd"/>
-      <w:r>
-        <w:t xml:space="preserve"> </w:t>
-      </w:r>
-      <w:proofErr w:type="spellStart"/>
-      <w:r>
-        <w:t>Database</w:t>
-      </w:r>
-      <w:proofErr w:type="spellEnd"/>
-    </w:p>
-    <w:p>
-      <w:hyperlink r:id="rId5" w:history="1">
-        <w:r>
-          <w:rPr>
-            <w:rStyle w:val="Hipervnculo"/>
-          </w:rPr>
-          <w:t>https://www.physionet.org/content/mitdb/1.0.0/</w:t>
-        </w:r>
-      </w:hyperlink>
-    </w:p>
-    <w:p>
-      <w:r>
-        <w:t xml:space="preserve">EEG </w:t>
-      </w:r>
-      <w:proofErr w:type="spellStart"/>
-      <w:r>
-        <w:t>Eye</w:t>
-      </w:r>
-      <w:proofErr w:type="spellEnd"/>
-      <w:r>
-        <w:t xml:space="preserve"> </w:t>
-      </w:r>
-      <w:proofErr w:type="spellStart"/>
-      <w:r>
-        <w:t>State</w:t>
-      </w:r>
-      <w:proofErr w:type="spellEnd"/>
-    </w:p>
-    <w:p>
-      <w:hyperlink r:id="rId6" w:history="1">
-        <w:r>
-          <w:rPr>
-            <w:rStyle w:val="Hipervnculo"/>
-          </w:rPr>
-          <w:t>https://archive.ics.uci.edu/dataset/264/eeg+eye+state</w:t>
-        </w:r>
-      </w:hyperlink>
-    </w:p>
+    <w:tbl>
+      <w:tblPr>
+        <w:tblStyle w:val="Tablaconcuadrcula"/>
+        <w:tblW w:w="0" w:type="auto"/>
+        <w:tblLayout w:type="fixed"/>
+        <w:tblLook w:val="04A0" w:firstRow="1" w:lastRow="0" w:firstColumn="1" w:lastColumn="0" w:noHBand="0" w:noVBand="1"/>
+      </w:tblPr>
+      <w:tblGrid>
+        <w:gridCol w:w="2263"/>
+        <w:gridCol w:w="4253"/>
+        <w:gridCol w:w="2312"/>
+      </w:tblGrid>
+      <w:tr>
+        <w:tc>
+          <w:tcPr>
+            <w:tcW w:w="2263" w:type="dxa"/>
+          </w:tcPr>
+          <w:p>
+            <w:pPr>
+              <w:jc w:val="center"/>
+              <w:rPr>
+                <w:b/>
+                <w:bCs/>
+              </w:rPr>
+            </w:pPr>
+            <w:r>
+              <w:rPr>
+                <w:b/>
+                <w:bCs/>
+              </w:rPr>
+              <w:t>NOMBRE</w:t>
+            </w:r>
+          </w:p>
+        </w:tc>
+        <w:tc>
+          <w:tcPr>
+            <w:tcW w:w="4253" w:type="dxa"/>
+          </w:tcPr>
+          <w:p>
+            <w:pPr>
+              <w:jc w:val="center"/>
+              <w:rPr>
+                <w:b/>
+                <w:bCs/>
+              </w:rPr>
+            </w:pPr>
+            <w:r>
+              <w:rPr>
+                <w:b/>
+                <w:bCs/>
+              </w:rPr>
+              <w:t>DATASET</w:t>
+            </w:r>
+          </w:p>
+        </w:tc>
+        <w:tc>
+          <w:tcPr>
+            <w:tcW w:w="2312" w:type="dxa"/>
+          </w:tcPr>
+          <w:p>
+            <w:pPr>
+              <w:jc w:val="center"/>
+              <w:rPr>
+                <w:b/>
+                <w:bCs/>
+              </w:rPr>
+            </w:pPr>
+            <w:r>
+              <w:rPr>
+                <w:b/>
+                <w:bCs/>
+              </w:rPr>
+              <w:t>FRAMEWORK</w:t>
+            </w:r>
+          </w:p>
+        </w:tc>
+      </w:tr>
+      <w:tr>
+        <w:tc>
+          <w:tcPr>
+            <w:tcW w:w="2263" w:type="dxa"/>
+          </w:tcPr>
+          <w:p/>
+        </w:tc>
+        <w:tc>
+          <w:tcPr>
+            <w:tcW w:w="4253" w:type="dxa"/>
+          </w:tcPr>
+          <w:p>
+            <w:r>
+              <w:t xml:space="preserve">Human </w:t>
+            </w:r>
+            <w:proofErr w:type="spellStart"/>
+            <w:r>
+              <w:t>Activity</w:t>
+            </w:r>
+            <w:proofErr w:type="spellEnd"/>
+            <w:r>
+              <w:t xml:space="preserve"> </w:t>
+            </w:r>
+            <w:proofErr w:type="spellStart"/>
+            <w:r>
+              <w:t>Recognition</w:t>
+            </w:r>
+            <w:proofErr w:type="spellEnd"/>
+            <w:r>
+              <w:t xml:space="preserve"> </w:t>
+            </w:r>
+            <w:proofErr w:type="spellStart"/>
+            <w:r>
+              <w:t>Using</w:t>
+            </w:r>
+            <w:proofErr w:type="spellEnd"/>
+            <w:r>
+              <w:t xml:space="preserve"> Smartphones</w:t>
+            </w:r>
+          </w:p>
+          <w:p>
+            <w:hyperlink r:id="rId4" w:history="1">
+              <w:r>
+                <w:rPr>
+                  <w:rStyle w:val="Hipervnculo"/>
+                </w:rPr>
+                <w:t>https://archive.ics.uci.edu/dataset/240/human+activity+recognition+using+smartphones</w:t>
+              </w:r>
+            </w:hyperlink>
+          </w:p>
+          <w:p/>
+        </w:tc>
+        <w:tc>
+          <w:tcPr>
+            <w:tcW w:w="2312" w:type="dxa"/>
+          </w:tcPr>
+          <w:p>
+            <w:pPr>
+              <w:jc w:val="center"/>
+            </w:pPr>
+            <w:r>
+              <w:rPr>
+                <w:noProof/>
+              </w:rPr>
+              <w:drawing>
+                <wp:inline distT="0" distB="0" distL="0" distR="0" wp14:anchorId="0946E9C5" wp14:editId="2B9C7CE4">
+                  <wp:extent cx="1330960" cy="1109345"/>
+                  <wp:effectExtent l="0" t="0" r="2540" b="0"/>
+                  <wp:docPr id="1" name="Imagen 1" descr="Deep Learning con Python: Introducción a TensorFlow (Parte I)"/>
+                  <wp:cNvGraphicFramePr>
+                    <a:graphicFrameLocks xmlns:a="http://schemas.openxmlformats.org/drawingml/2006/main" noChangeAspect="1"/>
+                  </wp:cNvGraphicFramePr>
+                  <a:graphic xmlns:a="http://schemas.openxmlformats.org/drawingml/2006/main">
+                    <a:graphicData uri="http://schemas.openxmlformats.org/drawingml/2006/picture">
+                      <pic:pic xmlns:pic="http://schemas.openxmlformats.org/drawingml/2006/picture">
+                        <pic:nvPicPr>
+                          <pic:cNvPr id="0" name="Picture 1" descr="Deep Learning con Python: Introducción a TensorFlow (Parte I)"/>
+                          <pic:cNvPicPr>
+                            <a:picLocks noChangeAspect="1" noChangeArrowheads="1"/>
+                          </pic:cNvPicPr>
+                        </pic:nvPicPr>
+                        <pic:blipFill>
+                          <a:blip r:embed="rId5" cstate="print">
+                            <a:extLst>
+                              <a:ext uri="{28A0092B-C50C-407E-A947-70E740481C1C}">
+                                <a14:useLocalDpi xmlns:a14="http://schemas.microsoft.com/office/drawing/2010/main" val="0"/>
+                              </a:ext>
+                            </a:extLst>
+                          </a:blip>
+                          <a:srcRect/>
+                          <a:stretch>
+                            <a:fillRect/>
+                          </a:stretch>
+                        </pic:blipFill>
+                        <pic:spPr bwMode="auto">
+                          <a:xfrm>
+                            <a:off x="0" y="0"/>
+                            <a:ext cx="1330960" cy="1109345"/>
+                          </a:xfrm>
+                          <a:prstGeom prst="rect">
+                            <a:avLst/>
+                          </a:prstGeom>
+                          <a:noFill/>
+                          <a:ln>
+                            <a:noFill/>
+                          </a:ln>
+                        </pic:spPr>
+                      </pic:pic>
+                    </a:graphicData>
+                  </a:graphic>
+                </wp:inline>
+              </w:drawing>
+            </w:r>
+          </w:p>
+        </w:tc>
+      </w:tr>
+      <w:tr>
+        <w:tc>
+          <w:tcPr>
+            <w:tcW w:w="2263" w:type="dxa"/>
+          </w:tcPr>
+          <w:p/>
+        </w:tc>
+        <w:tc>
+          <w:tcPr>
+            <w:tcW w:w="4253" w:type="dxa"/>
+          </w:tcPr>
+          <w:p>
+            <w:r>
+              <w:t xml:space="preserve">MIT-BIH </w:t>
+            </w:r>
+            <w:proofErr w:type="spellStart"/>
+            <w:r>
+              <w:t>Arrhythmia</w:t>
+            </w:r>
+            <w:proofErr w:type="spellEnd"/>
+            <w:r>
+              <w:t xml:space="preserve"> </w:t>
+            </w:r>
+            <w:proofErr w:type="spellStart"/>
+            <w:r>
+              <w:t>Database</w:t>
+            </w:r>
+            <w:proofErr w:type="spellEnd"/>
+          </w:p>
+          <w:p>
+            <w:hyperlink r:id="rId6" w:history="1">
+              <w:r>
+                <w:rPr>
+                  <w:rStyle w:val="Hipervnculo"/>
+                </w:rPr>
+                <w:t>https://www.physionet.org/content/mitdb/1.0.0/</w:t>
+              </w:r>
+            </w:hyperlink>
+          </w:p>
+          <w:p/>
+        </w:tc>
+        <w:tc>
+          <w:tcPr>
+            <w:tcW w:w="2312" w:type="dxa"/>
+          </w:tcPr>
+          <w:p>
+            <w:pPr>
+              <w:jc w:val="center"/>
+            </w:pPr>
+            <w:r>
+              <w:rPr>
+                <w:noProof/>
+              </w:rPr>
+              <w:drawing>
+                <wp:inline distT="0" distB="0" distL="0" distR="0" wp14:anchorId="1035D52D" wp14:editId="623DCC0D">
+                  <wp:extent cx="1330960" cy="1109345"/>
+                  <wp:effectExtent l="0" t="0" r="2540" b="0"/>
+                  <wp:docPr id="2" name="Imagen 2" descr="Deep Learning con Python: Introducción a TensorFlow (Parte I)"/>
+                  <wp:cNvGraphicFramePr>
+                    <a:graphicFrameLocks xmlns:a="http://schemas.openxmlformats.org/drawingml/2006/main" noChangeAspect="1"/>
+                  </wp:cNvGraphicFramePr>
+                  <a:graphic xmlns:a="http://schemas.openxmlformats.org/drawingml/2006/main">
+                    <a:graphicData uri="http://schemas.openxmlformats.org/drawingml/2006/picture">
+                      <pic:pic xmlns:pic="http://schemas.openxmlformats.org/drawingml/2006/picture">
+                        <pic:nvPicPr>
+                          <pic:cNvPr id="0" name="Picture 3" descr="Deep Learning con Python: Introducción a TensorFlow (Parte I)"/>
+                          <pic:cNvPicPr>
+                            <a:picLocks noChangeAspect="1" noChangeArrowheads="1"/>
+                          </pic:cNvPicPr>
+                        </pic:nvPicPr>
+                        <pic:blipFill>
+                          <a:blip r:embed="rId5" cstate="print">
+                            <a:extLst>
+                              <a:ext uri="{28A0092B-C50C-407E-A947-70E740481C1C}">
+                                <a14:useLocalDpi xmlns:a14="http://schemas.microsoft.com/office/drawing/2010/main" val="0"/>
+                              </a:ext>
+                            </a:extLst>
+                          </a:blip>
+                          <a:srcRect/>
+                          <a:stretch>
+                            <a:fillRect/>
+                          </a:stretch>
+                        </pic:blipFill>
+                        <pic:spPr bwMode="auto">
+                          <a:xfrm>
+                            <a:off x="0" y="0"/>
+                            <a:ext cx="1330960" cy="1109345"/>
+                          </a:xfrm>
+                          <a:prstGeom prst="rect">
+                            <a:avLst/>
+                          </a:prstGeom>
+                          <a:noFill/>
+                          <a:ln>
+                            <a:noFill/>
+                          </a:ln>
+                        </pic:spPr>
+                      </pic:pic>
+                    </a:graphicData>
+                  </a:graphic>
+                </wp:inline>
+              </w:drawing>
+            </w:r>
+          </w:p>
+        </w:tc>
+      </w:tr>
+      <w:tr>
+        <w:tc>
+          <w:tcPr>
+            <w:tcW w:w="2263" w:type="dxa"/>
+          </w:tcPr>
+          <w:p/>
+        </w:tc>
+        <w:tc>
+          <w:tcPr>
+            <w:tcW w:w="4253" w:type="dxa"/>
+          </w:tcPr>
+          <w:p>
+            <w:r>
+              <w:t xml:space="preserve">EEG </w:t>
+            </w:r>
+            <w:proofErr w:type="spellStart"/>
+            <w:r>
+              <w:t>Eye</w:t>
+            </w:r>
+            <w:proofErr w:type="spellEnd"/>
+            <w:r>
+              <w:t xml:space="preserve"> </w:t>
+            </w:r>
+            <w:proofErr w:type="spellStart"/>
+            <w:r>
+              <w:t>State</w:t>
+            </w:r>
+            <w:proofErr w:type="spellEnd"/>
+          </w:p>
+          <w:p>
+            <w:hyperlink r:id="rId7" w:history="1">
+              <w:r>
+                <w:rPr>
+                  <w:rStyle w:val="Hipervnculo"/>
+                </w:rPr>
+                <w:t>https://archive.ics.uci.edu/dataset/264/eeg+eye+state</w:t>
+              </w:r>
+            </w:hyperlink>
+          </w:p>
+          <w:p/>
+        </w:tc>
+        <w:tc>
+          <w:tcPr>
+            <w:tcW w:w="2312" w:type="dxa"/>
+          </w:tcPr>
+          <w:p>
+            <w:pPr>
+              <w:jc w:val="center"/>
+            </w:pPr>
+            <w:r>
+              <w:rPr>
+                <w:noProof/>
+              </w:rPr>
+              <w:drawing>
+                <wp:inline distT="0" distB="0" distL="0" distR="0" wp14:anchorId="05E13BB9" wp14:editId="36B21153">
+                  <wp:extent cx="1330960" cy="1109345"/>
+                  <wp:effectExtent l="0" t="0" r="2540" b="0"/>
+                  <wp:docPr id="3" name="Imagen 3" descr="Deep Learning con Python: Introducción a TensorFlow (Parte I)"/>
+                  <wp:cNvGraphicFramePr>
+                    <a:graphicFrameLocks xmlns:a="http://schemas.openxmlformats.org/drawingml/2006/main" noChangeAspect="1"/>
+                  </wp:cNvGraphicFramePr>
+                  <a:graphic xmlns:a="http://schemas.openxmlformats.org/drawingml/2006/main">
+                    <a:graphicData uri="http://schemas.openxmlformats.org/drawingml/2006/picture">
+                      <pic:pic xmlns:pic="http://schemas.openxmlformats.org/drawingml/2006/picture">
+                        <pic:nvPicPr>
+                          <pic:cNvPr id="0" name="Picture 5" descr="Deep Learning con Python: Introducción a TensorFlow (Parte I)"/>
+                          <pic:cNvPicPr>
+                            <a:picLocks noChangeAspect="1" noChangeArrowheads="1"/>
+                          </pic:cNvPicPr>
+                        </pic:nvPicPr>
+                        <pic:blipFill>
+                          <a:blip r:embed="rId5" cstate="print">
+                            <a:extLst>
+                              <a:ext uri="{28A0092B-C50C-407E-A947-70E740481C1C}">
+                                <a14:useLocalDpi xmlns:a14="http://schemas.microsoft.com/office/drawing/2010/main" val="0"/>
+                              </a:ext>
+                            </a:extLst>
+                          </a:blip>
+                          <a:srcRect/>
+                          <a:stretch>
+                            <a:fillRect/>
+                          </a:stretch>
+                        </pic:blipFill>
+                        <pic:spPr bwMode="auto">
+                          <a:xfrm>
+                            <a:off x="0" y="0"/>
+                            <a:ext cx="1330960" cy="1109345"/>
+                          </a:xfrm>
+                          <a:prstGeom prst="rect">
+                            <a:avLst/>
+                          </a:prstGeom>
+                          <a:noFill/>
+                          <a:ln>
+                            <a:noFill/>
+                          </a:ln>
+                        </pic:spPr>
+                      </pic:pic>
+                    </a:graphicData>
+                  </a:graphic>
+                </wp:inline>
+              </w:drawing>
+            </w:r>
+          </w:p>
+        </w:tc>
+      </w:tr>
+      <w:tr>
+        <w:tc>
+          <w:tcPr>
+            <w:tcW w:w="2263" w:type="dxa"/>
+          </w:tcPr>
+          <w:p/>
+        </w:tc>
+        <w:tc>
+          <w:tcPr>
+            <w:tcW w:w="4253" w:type="dxa"/>
+          </w:tcPr>
+          <w:p>
+            <w:r>
+              <w:t xml:space="preserve">Human </w:t>
+            </w:r>
+            <w:proofErr w:type="spellStart"/>
+            <w:r>
+              <w:t>Activity</w:t>
+            </w:r>
+            <w:proofErr w:type="spellEnd"/>
+            <w:r>
+              <w:t xml:space="preserve"> </w:t>
+            </w:r>
+            <w:proofErr w:type="spellStart"/>
+            <w:r>
+              <w:t>Recognition</w:t>
+            </w:r>
+            <w:proofErr w:type="spellEnd"/>
+            <w:r>
+              <w:t xml:space="preserve"> </w:t>
+            </w:r>
+            <w:proofErr w:type="spellStart"/>
+            <w:r>
+              <w:t>Using</w:t>
+            </w:r>
+            <w:proofErr w:type="spellEnd"/>
+            <w:r>
+              <w:t xml:space="preserve"> Smartphones</w:t>
+            </w:r>
+          </w:p>
+          <w:p>
+            <w:hyperlink r:id="rId8" w:history="1">
+              <w:r>
+                <w:rPr>
+                  <w:rStyle w:val="Hipervnculo"/>
+                </w:rPr>
+                <w:t>https://archive.ics.uci.edu/dataset/240/human+activity+recognition+using+smartphones</w:t>
+              </w:r>
+            </w:hyperlink>
+          </w:p>
+          <w:p/>
+        </w:tc>
+        <w:tc>
+          <w:tcPr>
+            <w:tcW w:w="2312" w:type="dxa"/>
+          </w:tcPr>
+          <w:p>
+            <w:pPr>
+              <w:jc w:val="center"/>
+            </w:pPr>
+            <w:r>
+              <w:rPr>
+                <w:noProof/>
+              </w:rPr>
+              <w:drawing>
+                <wp:inline distT="0" distB="0" distL="0" distR="0" wp14:anchorId="558D9A52" wp14:editId="3894BE63">
+                  <wp:extent cx="1330960" cy="864870"/>
+                  <wp:effectExtent l="0" t="0" r="2540" b="0"/>
+                  <wp:docPr id="4" name="Imagen 4" descr="Basics of PyTorch. It is an online course intended to… | by Kanchan Jeswani  | Medium"/>
+                  <wp:cNvGraphicFramePr>
+                    <a:graphicFrameLocks xmlns:a="http://schemas.openxmlformats.org/drawingml/2006/main" noChangeAspect="1"/>
+                  </wp:cNvGraphicFramePr>
+                  <a:graphic xmlns:a="http://schemas.openxmlformats.org/drawingml/2006/main">
+                    <a:graphicData uri="http://schemas.openxmlformats.org/drawingml/2006/picture">
+                      <pic:pic xmlns:pic="http://schemas.openxmlformats.org/drawingml/2006/picture">
+                        <pic:nvPicPr>
+                          <pic:cNvPr id="0" name="Picture 7" descr="Basics of PyTorch. It is an online course intended to… | by Kanchan Jeswani  | Medium"/>
+                          <pic:cNvPicPr>
+                            <a:picLocks noChangeAspect="1" noChangeArrowheads="1"/>
+                          </pic:cNvPicPr>
+                        </pic:nvPicPr>
+                        <pic:blipFill>
+                          <a:blip r:embed="rId9" cstate="print">
+                            <a:extLst>
+                              <a:ext uri="{28A0092B-C50C-407E-A947-70E740481C1C}">
+                                <a14:useLocalDpi xmlns:a14="http://schemas.microsoft.com/office/drawing/2010/main" val="0"/>
+                              </a:ext>
+                            </a:extLst>
+                          </a:blip>
+                          <a:srcRect/>
+                          <a:stretch>
+                            <a:fillRect/>
+                          </a:stretch>
+                        </pic:blipFill>
+                        <pic:spPr bwMode="auto">
+                          <a:xfrm>
+                            <a:off x="0" y="0"/>
+                            <a:ext cx="1330960" cy="864870"/>
+                          </a:xfrm>
+                          <a:prstGeom prst="rect">
+                            <a:avLst/>
+                          </a:prstGeom>
+                          <a:noFill/>
+                          <a:ln>
+                            <a:noFill/>
+                          </a:ln>
+                        </pic:spPr>
+                      </pic:pic>
+                    </a:graphicData>
+                  </a:graphic>
+                </wp:inline>
+              </w:drawing>
+            </w:r>
+          </w:p>
+        </w:tc>
+      </w:tr>
+      <w:tr>
+        <w:tc>
+          <w:tcPr>
+            <w:tcW w:w="2263" w:type="dxa"/>
+          </w:tcPr>
+          <w:p/>
+        </w:tc>
+        <w:tc>
+          <w:tcPr>
+            <w:tcW w:w="4253" w:type="dxa"/>
+          </w:tcPr>
+          <w:p>
+            <w:r>
+              <w:t xml:space="preserve">MIT-BIH </w:t>
+            </w:r>
+            <w:proofErr w:type="spellStart"/>
+            <w:r>
+              <w:t>Arrhythmia</w:t>
+            </w:r>
+            <w:proofErr w:type="spellEnd"/>
+            <w:r>
+              <w:t xml:space="preserve"> </w:t>
+            </w:r>
+            <w:proofErr w:type="spellStart"/>
+            <w:r>
+              <w:t>Database</w:t>
+            </w:r>
+            <w:proofErr w:type="spellEnd"/>
+          </w:p>
+          <w:p>
+            <w:hyperlink r:id="rId10" w:history="1">
+              <w:r>
+                <w:rPr>
+                  <w:rStyle w:val="Hipervnculo"/>
+                </w:rPr>
+                <w:t>https://www.physionet.org/content/mitdb/1.0.0/</w:t>
+              </w:r>
+            </w:hyperlink>
+          </w:p>
+          <w:p/>
+        </w:tc>
+        <w:tc>
+          <w:tcPr>
+            <w:tcW w:w="2312" w:type="dxa"/>
+          </w:tcPr>
+          <w:p>
+            <w:pPr>
+              <w:jc w:val="center"/>
+            </w:pPr>
+            <w:r>
+              <w:rPr>
+                <w:noProof/>
+              </w:rPr>
+              <w:drawing>
+                <wp:inline distT="0" distB="0" distL="0" distR="0" wp14:anchorId="3F12C326" wp14:editId="4DD55B9A">
+                  <wp:extent cx="1330960" cy="864870"/>
+                  <wp:effectExtent l="0" t="0" r="2540" b="0"/>
+                  <wp:docPr id="5" name="Imagen 5" descr="Basics of PyTorch. It is an online course intended to… | by Kanchan Jeswani  | Medium"/>
+                  <wp:cNvGraphicFramePr>
+                    <a:graphicFrameLocks xmlns:a="http://schemas.openxmlformats.org/drawingml/2006/main" noChangeAspect="1"/>
+                  </wp:cNvGraphicFramePr>
+                  <a:graphic xmlns:a="http://schemas.openxmlformats.org/drawingml/2006/main">
+                    <a:graphicData uri="http://schemas.openxmlformats.org/drawingml/2006/picture">
+                      <pic:pic xmlns:pic="http://schemas.openxmlformats.org/drawingml/2006/picture">
+                        <pic:nvPicPr>
+                          <pic:cNvPr id="0" name="Picture 7" descr="Basics of PyTorch. It is an online course intended to… | by Kanchan Jeswani  | Medium"/>
+                          <pic:cNvPicPr>
+                            <a:picLocks noChangeAspect="1" noChangeArrowheads="1"/>
+                          </pic:cNvPicPr>
+                        </pic:nvPicPr>
+                        <pic:blipFill>
+                          <a:blip r:embed="rId9" cstate="print">
+                            <a:extLst>
+                              <a:ext uri="{28A0092B-C50C-407E-A947-70E740481C1C}">
+                                <a14:useLocalDpi xmlns:a14="http://schemas.microsoft.com/office/drawing/2010/main" val="0"/>
+                              </a:ext>
+                            </a:extLst>
+                          </a:blip>
+                          <a:srcRect/>
+                          <a:stretch>
+                            <a:fillRect/>
+                          </a:stretch>
+                        </pic:blipFill>
+                        <pic:spPr bwMode="auto">
+                          <a:xfrm>
+                            <a:off x="0" y="0"/>
+                            <a:ext cx="1330960" cy="864870"/>
+                          </a:xfrm>
+                          <a:prstGeom prst="rect">
+                            <a:avLst/>
+                          </a:prstGeom>
+                          <a:noFill/>
+                          <a:ln>
+                            <a:noFill/>
+                          </a:ln>
+                        </pic:spPr>
+                      </pic:pic>
+                    </a:graphicData>
+                  </a:graphic>
+                </wp:inline>
+              </w:drawing>
+            </w:r>
+          </w:p>
+        </w:tc>
+      </w:tr>
+      <w:tr>
+        <w:tc>
+          <w:tcPr>
+            <w:tcW w:w="2263" w:type="dxa"/>
+          </w:tcPr>
+          <w:p/>
+        </w:tc>
+        <w:tc>
+          <w:tcPr>
+            <w:tcW w:w="4253" w:type="dxa"/>
+          </w:tcPr>
+          <w:p>
+            <w:r>
+              <w:t xml:space="preserve">EEG </w:t>
+            </w:r>
+            <w:proofErr w:type="spellStart"/>
+            <w:r>
+              <w:t>Eye</w:t>
+            </w:r>
+            <w:proofErr w:type="spellEnd"/>
+            <w:r>
+              <w:t xml:space="preserve"> </w:t>
+            </w:r>
+            <w:proofErr w:type="spellStart"/>
+            <w:r>
+              <w:t>State</w:t>
+            </w:r>
+            <w:proofErr w:type="spellEnd"/>
+          </w:p>
+          <w:p>
+            <w:hyperlink r:id="rId11" w:history="1">
+              <w:r>
+                <w:rPr>
+                  <w:rStyle w:val="Hipervnculo"/>
+                </w:rPr>
+                <w:t>https://archive.ics.uci.edu/dataset/264/eeg+eye+state</w:t>
+              </w:r>
+            </w:hyperlink>
+          </w:p>
+          <w:p/>
+        </w:tc>
+        <w:tc>
+          <w:tcPr>
+            <w:tcW w:w="2312" w:type="dxa"/>
+          </w:tcPr>
+          <w:p>
+            <w:pPr>
+              <w:jc w:val="center"/>
+            </w:pPr>
+            <w:r>
+              <w:rPr>
+                <w:noProof/>
+              </w:rPr>
+              <w:drawing>
+                <wp:inline distT="0" distB="0" distL="0" distR="0" wp14:anchorId="74F60B7F" wp14:editId="1E23FB81">
+                  <wp:extent cx="1330960" cy="864870"/>
+                  <wp:effectExtent l="0" t="0" r="2540" b="0"/>
+                  <wp:docPr id="15" name="Imagen 15" descr="Basics of PyTorch. It is an online course intended to… | by Kanchan Jeswani  | Medium"/>
+                  <wp:cNvGraphicFramePr>
+                    <a:graphicFrameLocks xmlns:a="http://schemas.openxmlformats.org/drawingml/2006/main" noChangeAspect="1"/>
+                  </wp:cNvGraphicFramePr>
+                  <a:graphic xmlns:a="http://schemas.openxmlformats.org/drawingml/2006/main">
+                    <a:graphicData uri="http://schemas.openxmlformats.org/drawingml/2006/picture">
+                      <pic:pic xmlns:pic="http://schemas.openxmlformats.org/drawingml/2006/picture">
+                        <pic:nvPicPr>
+                          <pic:cNvPr id="0" name="Picture 7" descr="Basics of PyTorch. It is an online course intended to… | by Kanchan Jeswani  | Medium"/>
+                          <pic:cNvPicPr>
+                            <a:picLocks noChangeAspect="1" noChangeArrowheads="1"/>
+                          </pic:cNvPicPr>
+                        </pic:nvPicPr>
+                        <pic:blipFill>
+                          <a:blip r:embed="rId9" cstate="print">
+                            <a:extLst>
+                              <a:ext uri="{28A0092B-C50C-407E-A947-70E740481C1C}">
+                                <a14:useLocalDpi xmlns:a14="http://schemas.microsoft.com/office/drawing/2010/main" val="0"/>
+                              </a:ext>
+                            </a:extLst>
+                          </a:blip>
+                          <a:srcRect/>
+                          <a:stretch>
+                            <a:fillRect/>
+                          </a:stretch>
+                        </pic:blipFill>
+                        <pic:spPr bwMode="auto">
+                          <a:xfrm>
+                            <a:off x="0" y="0"/>
+                            <a:ext cx="1330960" cy="864870"/>
+                          </a:xfrm>
+                          <a:prstGeom prst="rect">
+                            <a:avLst/>
+                          </a:prstGeom>
+                          <a:noFill/>
+                          <a:ln>
+                            <a:noFill/>
+                          </a:ln>
+                        </pic:spPr>
+                      </pic:pic>
+                    </a:graphicData>
+                  </a:graphic>
+                </wp:inline>
+              </w:drawing>
+            </w:r>
+          </w:p>
+        </w:tc>
+      </w:tr>
+      <w:tr>
+        <w:tc>
+          <w:tcPr>
+            <w:tcW w:w="2263" w:type="dxa"/>
+          </w:tcPr>
+          <w:p/>
+        </w:tc>
+        <w:tc>
+          <w:tcPr>
+            <w:tcW w:w="4253" w:type="dxa"/>
+          </w:tcPr>
+          <w:p>
+            <w:r>
+              <w:t xml:space="preserve">Human </w:t>
+            </w:r>
+            <w:proofErr w:type="spellStart"/>
+            <w:r>
+              <w:t>Activity</w:t>
+            </w:r>
+            <w:proofErr w:type="spellEnd"/>
+            <w:r>
+              <w:t xml:space="preserve"> </w:t>
+            </w:r>
+            <w:proofErr w:type="spellStart"/>
+            <w:r>
+              <w:t>Recognition</w:t>
+            </w:r>
+            <w:proofErr w:type="spellEnd"/>
+            <w:r>
+              <w:t xml:space="preserve"> </w:t>
+            </w:r>
+            <w:proofErr w:type="spellStart"/>
+            <w:r>
+              <w:t>Using</w:t>
+            </w:r>
+            <w:proofErr w:type="spellEnd"/>
+            <w:r>
+              <w:t xml:space="preserve"> Smartphones</w:t>
+            </w:r>
+          </w:p>
+          <w:p>
+            <w:hyperlink r:id="rId12" w:history="1">
+              <w:r>
+                <w:rPr>
+                  <w:rStyle w:val="Hipervnculo"/>
+                </w:rPr>
+                <w:t>https://archive.ics.uci.edu/dataset/240/human+activity+recognition+using+smartphones</w:t>
+              </w:r>
+            </w:hyperlink>
+          </w:p>
+          <w:p/>
+        </w:tc>
+        <w:tc>
+          <w:tcPr>
+            <w:tcW w:w="2312" w:type="dxa"/>
+          </w:tcPr>
+          <w:p>
+            <w:pPr>
+              <w:jc w:val="center"/>
+            </w:pPr>
+            <w:r>
+              <w:rPr>
+                <w:noProof/>
+              </w:rPr>
+              <w:drawing>
+                <wp:inline distT="0" distB="0" distL="0" distR="0" wp14:anchorId="784792D8" wp14:editId="6CD972C9">
+                  <wp:extent cx="1330960" cy="769620"/>
+                  <wp:effectExtent l="0" t="0" r="2540" b="0"/>
+                  <wp:docPr id="13" name="Imagen 13" descr="JAX vs PyTorch: El enfrentamiento definitivo de aprendizaje profundo"/>
+                  <wp:cNvGraphicFramePr>
+                    <a:graphicFrameLocks xmlns:a="http://schemas.openxmlformats.org/drawingml/2006/main" noChangeAspect="1"/>
+                  </wp:cNvGraphicFramePr>
+                  <a:graphic xmlns:a="http://schemas.openxmlformats.org/drawingml/2006/main">
+                    <a:graphicData uri="http://schemas.openxmlformats.org/drawingml/2006/picture">
+                      <pic:pic xmlns:pic="http://schemas.openxmlformats.org/drawingml/2006/picture">
+                        <pic:nvPicPr>
+                          <pic:cNvPr id="0" name="Picture 16" descr="JAX vs PyTorch: El enfrentamiento definitivo de aprendizaje profundo"/>
+                          <pic:cNvPicPr>
+                            <a:picLocks noChangeAspect="1" noChangeArrowheads="1"/>
+                          </pic:cNvPicPr>
+                        </pic:nvPicPr>
+                        <pic:blipFill>
+                          <a:blip r:embed="rId13" cstate="print">
+                            <a:extLst>
+                              <a:ext uri="{28A0092B-C50C-407E-A947-70E740481C1C}">
+                                <a14:useLocalDpi xmlns:a14="http://schemas.microsoft.com/office/drawing/2010/main" val="0"/>
+                              </a:ext>
+                            </a:extLst>
+                          </a:blip>
+                          <a:srcRect/>
+                          <a:stretch>
+                            <a:fillRect/>
+                          </a:stretch>
+                        </pic:blipFill>
+                        <pic:spPr bwMode="auto">
+                          <a:xfrm>
+                            <a:off x="0" y="0"/>
+                            <a:ext cx="1330960" cy="769620"/>
+                          </a:xfrm>
+                          <a:prstGeom prst="rect">
+                            <a:avLst/>
+                          </a:prstGeom>
+                          <a:noFill/>
+                          <a:ln>
+                            <a:noFill/>
+                          </a:ln>
+                        </pic:spPr>
+                      </pic:pic>
+                    </a:graphicData>
+                  </a:graphic>
+                </wp:inline>
+              </w:drawing>
+            </w:r>
+          </w:p>
+        </w:tc>
+      </w:tr>
+      <w:tr>
+        <w:tc>
+          <w:tcPr>
+            <w:tcW w:w="2263" w:type="dxa"/>
+          </w:tcPr>
+          <w:p/>
+        </w:tc>
+        <w:tc>
+          <w:tcPr>
+            <w:tcW w:w="4253" w:type="dxa"/>
+          </w:tcPr>
+          <w:p>
+            <w:r>
+              <w:t xml:space="preserve">MIT-BIH </w:t>
+            </w:r>
+            <w:proofErr w:type="spellStart"/>
+            <w:r>
+              <w:t>Arrhythmia</w:t>
+            </w:r>
+            <w:proofErr w:type="spellEnd"/>
+            <w:r>
+              <w:t xml:space="preserve"> </w:t>
+            </w:r>
+            <w:proofErr w:type="spellStart"/>
+            <w:r>
+              <w:t>Database</w:t>
+            </w:r>
+            <w:proofErr w:type="spellEnd"/>
+          </w:p>
+          <w:p>
+            <w:hyperlink r:id="rId14" w:history="1">
+              <w:r>
+                <w:rPr>
+                  <w:rStyle w:val="Hipervnculo"/>
+                </w:rPr>
+                <w:t>https://www.physionet.org/content/mitdb/1.0.0/</w:t>
+              </w:r>
+            </w:hyperlink>
+          </w:p>
+          <w:p/>
+        </w:tc>
+        <w:tc>
+          <w:tcPr>
+            <w:tcW w:w="2312" w:type="dxa"/>
+          </w:tcPr>
+          <w:p>
+            <w:pPr>
+              <w:jc w:val="center"/>
+            </w:pPr>
+            <w:r>
+              <w:rPr>
+                <w:noProof/>
+              </w:rPr>
+              <w:drawing>
+                <wp:inline distT="0" distB="0" distL="0" distR="0" wp14:anchorId="6A4A4EF9" wp14:editId="3FC4A60F">
+                  <wp:extent cx="1330960" cy="769620"/>
+                  <wp:effectExtent l="0" t="0" r="2540" b="0"/>
+                  <wp:docPr id="14" name="Imagen 14" descr="JAX vs PyTorch: El enfrentamiento definitivo de aprendizaje profundo"/>
+                  <wp:cNvGraphicFramePr>
+                    <a:graphicFrameLocks xmlns:a="http://schemas.openxmlformats.org/drawingml/2006/main" noChangeAspect="1"/>
+                  </wp:cNvGraphicFramePr>
+                  <a:graphic xmlns:a="http://schemas.openxmlformats.org/drawingml/2006/main">
+                    <a:graphicData uri="http://schemas.openxmlformats.org/drawingml/2006/picture">
+                      <pic:pic xmlns:pic="http://schemas.openxmlformats.org/drawingml/2006/picture">
+                        <pic:nvPicPr>
+                          <pic:cNvPr id="0" name="Picture 16" descr="JAX vs PyTorch: El enfrentamiento definitivo de aprendizaje profundo"/>
+                          <pic:cNvPicPr>
+                            <a:picLocks noChangeAspect="1" noChangeArrowheads="1"/>
+                          </pic:cNvPicPr>
+                        </pic:nvPicPr>
+                        <pic:blipFill>
+                          <a:blip r:embed="rId13" cstate="print">
+                            <a:extLst>
+                              <a:ext uri="{28A0092B-C50C-407E-A947-70E740481C1C}">
+                                <a14:useLocalDpi xmlns:a14="http://schemas.microsoft.com/office/drawing/2010/main" val="0"/>
+                              </a:ext>
+                            </a:extLst>
+                          </a:blip>
+                          <a:srcRect/>
+                          <a:stretch>
+                            <a:fillRect/>
+                          </a:stretch>
+                        </pic:blipFill>
+                        <pic:spPr bwMode="auto">
+                          <a:xfrm>
+                            <a:off x="0" y="0"/>
+                            <a:ext cx="1330960" cy="769620"/>
+                          </a:xfrm>
+                          <a:prstGeom prst="rect">
+                            <a:avLst/>
+                          </a:prstGeom>
+                          <a:noFill/>
+                          <a:ln>
+                            <a:noFill/>
+                          </a:ln>
+                        </pic:spPr>
+                      </pic:pic>
+                    </a:graphicData>
+                  </a:graphic>
+                </wp:inline>
+              </w:drawing>
+            </w:r>
+          </w:p>
+        </w:tc>
+      </w:tr>
+      <w:tr>
+        <w:tc>
+          <w:tcPr>
+            <w:tcW w:w="2263" w:type="dxa"/>
+          </w:tcPr>
+          <w:p/>
+        </w:tc>
+        <w:tc>
+          <w:tcPr>
+            <w:tcW w:w="4253" w:type="dxa"/>
+          </w:tcPr>
+          <w:p>
+            <w:r>
+              <w:t xml:space="preserve">EEG </w:t>
+            </w:r>
+            <w:proofErr w:type="spellStart"/>
+            <w:r>
+              <w:t>Eye</w:t>
+            </w:r>
+            <w:proofErr w:type="spellEnd"/>
+            <w:r>
+              <w:t xml:space="preserve"> </w:t>
+            </w:r>
+            <w:proofErr w:type="spellStart"/>
+            <w:r>
+              <w:t>State</w:t>
+            </w:r>
+            <w:proofErr w:type="spellEnd"/>
+          </w:p>
+          <w:p>
+            <w:hyperlink r:id="rId15" w:history="1">
+              <w:r>
+                <w:rPr>
+                  <w:rStyle w:val="Hipervnculo"/>
+                </w:rPr>
+                <w:t>https://archive.ics.uci.edu/dataset/264/eeg+eye+state</w:t>
+              </w:r>
+            </w:hyperlink>
+          </w:p>
+          <w:p/>
+        </w:tc>
+        <w:tc>
+          <w:tcPr>
+            <w:tcW w:w="2312" w:type="dxa"/>
+          </w:tcPr>
+          <w:p>
+            <w:pPr>
+              <w:jc w:val="center"/>
+            </w:pPr>
+            <w:r>
+              <w:rPr>
+                <w:noProof/>
+              </w:rPr>
+              <w:drawing>
+                <wp:inline distT="0" distB="0" distL="0" distR="0" wp14:anchorId="6296413B" wp14:editId="3951698C">
+                  <wp:extent cx="1330960" cy="769620"/>
+                  <wp:effectExtent l="0" t="0" r="2540" b="0"/>
+                  <wp:docPr id="12" name="Imagen 12" descr="JAX vs PyTorch: El enfrentamiento definitivo de aprendizaje profundo"/>
+                  <wp:cNvGraphicFramePr>
+                    <a:graphicFrameLocks xmlns:a="http://schemas.openxmlformats.org/drawingml/2006/main" noChangeAspect="1"/>
+                  </wp:cNvGraphicFramePr>
+                  <a:graphic xmlns:a="http://schemas.openxmlformats.org/drawingml/2006/main">
+                    <a:graphicData uri="http://schemas.openxmlformats.org/drawingml/2006/picture">
+                      <pic:pic xmlns:pic="http://schemas.openxmlformats.org/drawingml/2006/picture">
+                        <pic:nvPicPr>
+                          <pic:cNvPr id="0" name="Picture 16" descr="JAX vs PyTorch: El enfrentamiento definitivo de aprendizaje profundo"/>
+                          <pic:cNvPicPr>
+                            <a:picLocks noChangeAspect="1" noChangeArrowheads="1"/>
+                          </pic:cNvPicPr>
+                        </pic:nvPicPr>
+                        <pic:blipFill>
+                          <a:blip r:embed="rId13" cstate="print">
+                            <a:extLst>
+                              <a:ext uri="{28A0092B-C50C-407E-A947-70E740481C1C}">
+                                <a14:useLocalDpi xmlns:a14="http://schemas.microsoft.com/office/drawing/2010/main" val="0"/>
+                              </a:ext>
+                            </a:extLst>
+                          </a:blip>
+                          <a:srcRect/>
+                          <a:stretch>
+                            <a:fillRect/>
+                          </a:stretch>
+                        </pic:blipFill>
+                        <pic:spPr bwMode="auto">
+                          <a:xfrm>
+                            <a:off x="0" y="0"/>
+                            <a:ext cx="1330960" cy="769620"/>
+                          </a:xfrm>
+                          <a:prstGeom prst="rect">
+                            <a:avLst/>
+                          </a:prstGeom>
+                          <a:noFill/>
+                          <a:ln>
+                            <a:noFill/>
+                          </a:ln>
+                        </pic:spPr>
+                      </pic:pic>
+                    </a:graphicData>
+                  </a:graphic>
+                </wp:inline>
+              </w:drawing>
+            </w:r>
+          </w:p>
+        </w:tc>
+      </w:tr>
+    </w:tbl>
     <w:p/>
     <w:sectPr>
       <w:pgSz w:w="12240" w:h="15840"/>
@@ -557,6 +1518,25 @@
       <w:shd w:val="clear" w:color="auto" w:fill="E1DFDD"/>
     </w:rPr>
   </w:style>
+  <w:style w:type="table" w:styleId="Tablaconcuadrcula">
+    <w:name w:val="Table Grid"/>
+    <w:basedOn w:val="Tablanormal"/>
+    <w:uiPriority w:val="39"/>
+    <w:rsid w:val="004E1733"/>
+    <w:pPr>
+      <w:spacing w:after="0" w:line="240" w:lineRule="auto"/>
+    </w:pPr>
+    <w:tblPr>
+      <w:tblBorders>
+        <w:top w:val="single" w:sz="4" w:space="0" w:color="auto"/>
+        <w:left w:val="single" w:sz="4" w:space="0" w:color="auto"/>
+        <w:bottom w:val="single" w:sz="4" w:space="0" w:color="auto"/>
+        <w:right w:val="single" w:sz="4" w:space="0" w:color="auto"/>
+        <w:insideH w:val="single" w:sz="4" w:space="0" w:color="auto"/>
+        <w:insideV w:val="single" w:sz="4" w:space="0" w:color="auto"/>
+      </w:tblBorders>
+    </w:tblPr>
+  </w:style>
 </w:styles>
 </file>
 

--- a/Semana_3/ProyectoSemana3.docx
+++ b/Semana_3/ProyectoSemana3.docx
@@ -83,8 +83,22 @@
         <w:tc>
           <w:tcPr>
             <w:tcW w:w="2263" w:type="dxa"/>
-          </w:tcPr>
-          <w:p/>
+            <w:vAlign w:val="center"/>
+          </w:tcPr>
+          <w:p>
+            <w:pPr>
+              <w:jc w:val="center"/>
+            </w:pPr>
+            <w:r>
+              <w:rPr>
+                <w:rFonts w:ascii="Arial" w:hAnsi="Arial" w:cs="Arial"/>
+                <w:color w:val="000000"/>
+                <w:sz w:val="20"/>
+                <w:szCs w:val="20"/>
+              </w:rPr>
+              <w:t>SUTA ANZOLA KAREN JINETH</w:t>
+            </w:r>
+          </w:p>
         </w:tc>
         <w:tc>
           <w:tcPr>
@@ -199,8 +213,22 @@
         <w:tc>
           <w:tcPr>
             <w:tcW w:w="2263" w:type="dxa"/>
-          </w:tcPr>
-          <w:p/>
+            <w:vAlign w:val="center"/>
+          </w:tcPr>
+          <w:p>
+            <w:pPr>
+              <w:jc w:val="center"/>
+            </w:pPr>
+            <w:r>
+              <w:rPr>
+                <w:rFonts w:ascii="Arial" w:hAnsi="Arial" w:cs="Arial"/>
+                <w:color w:val="000000"/>
+                <w:sz w:val="20"/>
+                <w:szCs w:val="20"/>
+              </w:rPr>
+              <w:t>GUILLEN ALVAREZ FERNEY DAVID</w:t>
+            </w:r>
+          </w:p>
         </w:tc>
         <w:tc>
           <w:tcPr>
@@ -304,8 +332,22 @@
         <w:tc>
           <w:tcPr>
             <w:tcW w:w="2263" w:type="dxa"/>
-          </w:tcPr>
-          <w:p/>
+            <w:vAlign w:val="center"/>
+          </w:tcPr>
+          <w:p>
+            <w:pPr>
+              <w:jc w:val="center"/>
+            </w:pPr>
+            <w:r>
+              <w:rPr>
+                <w:rFonts w:ascii="Arial" w:hAnsi="Arial" w:cs="Arial"/>
+                <w:color w:val="000000"/>
+                <w:sz w:val="20"/>
+                <w:szCs w:val="20"/>
+              </w:rPr>
+              <w:t>MARTINEZ BUENO JAIRO GIOVANNI</w:t>
+            </w:r>
+          </w:p>
         </w:tc>
         <w:tc>
           <w:tcPr>
@@ -409,8 +451,22 @@
         <w:tc>
           <w:tcPr>
             <w:tcW w:w="2263" w:type="dxa"/>
-          </w:tcPr>
-          <w:p/>
+            <w:vAlign w:val="center"/>
+          </w:tcPr>
+          <w:p>
+            <w:pPr>
+              <w:jc w:val="center"/>
+            </w:pPr>
+            <w:r>
+              <w:rPr>
+                <w:rFonts w:ascii="Arial" w:hAnsi="Arial" w:cs="Arial"/>
+                <w:color w:val="000000"/>
+                <w:sz w:val="20"/>
+                <w:szCs w:val="20"/>
+              </w:rPr>
+              <w:t>ZEA GUAQUETA MICHAEL ANDRES</w:t>
+            </w:r>
+          </w:p>
         </w:tc>
         <w:tc>
           <w:tcPr>
@@ -525,8 +581,22 @@
         <w:tc>
           <w:tcPr>
             <w:tcW w:w="2263" w:type="dxa"/>
-          </w:tcPr>
-          <w:p/>
+            <w:vAlign w:val="center"/>
+          </w:tcPr>
+          <w:p>
+            <w:pPr>
+              <w:jc w:val="center"/>
+            </w:pPr>
+            <w:r>
+              <w:rPr>
+                <w:rFonts w:ascii="Arial" w:hAnsi="Arial" w:cs="Arial"/>
+                <w:color w:val="000000"/>
+                <w:sz w:val="20"/>
+                <w:szCs w:val="20"/>
+              </w:rPr>
+              <w:t>VIVAS RUIZ DAYMER ALBERTO</w:t>
+            </w:r>
+          </w:p>
         </w:tc>
         <w:tc>
           <w:tcPr>
@@ -630,8 +700,22 @@
         <w:tc>
           <w:tcPr>
             <w:tcW w:w="2263" w:type="dxa"/>
-          </w:tcPr>
-          <w:p/>
+            <w:vAlign w:val="center"/>
+          </w:tcPr>
+          <w:p>
+            <w:pPr>
+              <w:jc w:val="center"/>
+            </w:pPr>
+            <w:r>
+              <w:rPr>
+                <w:rFonts w:ascii="Arial" w:hAnsi="Arial" w:cs="Arial"/>
+                <w:color w:val="000000"/>
+                <w:sz w:val="20"/>
+                <w:szCs w:val="20"/>
+              </w:rPr>
+              <w:t>BARRETO PARDO GERMAN AUGUSTO</w:t>
+            </w:r>
+          </w:p>
         </w:tc>
         <w:tc>
           <w:tcPr>
@@ -735,8 +819,22 @@
         <w:tc>
           <w:tcPr>
             <w:tcW w:w="2263" w:type="dxa"/>
-          </w:tcPr>
-          <w:p/>
+            <w:vAlign w:val="center"/>
+          </w:tcPr>
+          <w:p>
+            <w:pPr>
+              <w:jc w:val="center"/>
+            </w:pPr>
+            <w:r>
+              <w:rPr>
+                <w:rFonts w:ascii="Arial" w:hAnsi="Arial" w:cs="Arial"/>
+                <w:color w:val="000000"/>
+                <w:sz w:val="20"/>
+                <w:szCs w:val="20"/>
+              </w:rPr>
+              <w:t>MESA TRIJLLO OSCAR EDILBERTO</w:t>
+            </w:r>
+          </w:p>
         </w:tc>
         <w:tc>
           <w:tcPr>
@@ -851,8 +949,22 @@
         <w:tc>
           <w:tcPr>
             <w:tcW w:w="2263" w:type="dxa"/>
-          </w:tcPr>
-          <w:p/>
+            <w:vAlign w:val="center"/>
+          </w:tcPr>
+          <w:p>
+            <w:pPr>
+              <w:jc w:val="center"/>
+            </w:pPr>
+            <w:r>
+              <w:rPr>
+                <w:rFonts w:ascii="Arial" w:hAnsi="Arial" w:cs="Arial"/>
+                <w:color w:val="000000"/>
+                <w:sz w:val="20"/>
+                <w:szCs w:val="20"/>
+              </w:rPr>
+              <w:t>CERPA VALENCIA MARYURIS</w:t>
+            </w:r>
+          </w:p>
         </w:tc>
         <w:tc>
           <w:tcPr>
@@ -956,8 +1068,23 @@
         <w:tc>
           <w:tcPr>
             <w:tcW w:w="2263" w:type="dxa"/>
-          </w:tcPr>
-          <w:p/>
+            <w:vAlign w:val="center"/>
+          </w:tcPr>
+          <w:p>
+            <w:pPr>
+              <w:jc w:val="center"/>
+            </w:pPr>
+            <w:r>
+              <w:rPr>
+                <w:rFonts w:ascii="Arial" w:hAnsi="Arial" w:cs="Arial"/>
+                <w:color w:val="000000"/>
+                <w:sz w:val="20"/>
+                <w:szCs w:val="20"/>
+              </w:rPr>
+              <w:lastRenderedPageBreak/>
+              <w:t>GUTIERREZ PEREZ HEMIL ALFONSO</w:t>
+            </w:r>
+          </w:p>
         </w:tc>
         <w:tc>
           <w:tcPr>
